--- a/docs/posts/population-pyramid-explorer/index.docx
+++ b/docs/posts/population-pyramid-explorer/index.docx
@@ -402,7 +402,16 @@
         <w:rPr>
           <w:rStyle w:val="NormalTok"/>
         </w:rPr>
-        <w:t xml:space="preserve">    </w:t>
+        <w:t xml:space="preserve">  }</w:t>
+      </w:r>
+      <w:r>
+        <w:br/>
+      </w:r>
+      <w:r>
+        <w:rPr>
+          <w:rStyle w:val="NormalTok"/>
+        </w:rPr>
+        <w:t xml:space="preserve">  </w:t>
       </w:r>
       <w:r>
         <w:rPr>
@@ -439,81 +448,6 @@
           <w:rStyle w:val="NormalTok"/>
         </w:rPr>
         <w:t xml:space="preserve">)</w:t>
-      </w:r>
-      <w:r>
-        <w:br/>
-      </w:r>
-      <w:r>
-        <w:rPr>
-          <w:rStyle w:val="NormalTok"/>
-        </w:rPr>
-        <w:t xml:space="preserve">  } </w:t>
-      </w:r>
-      <w:r>
-        <w:rPr>
-          <w:rStyle w:val="ControlFlowTok"/>
-        </w:rPr>
-        <w:t xml:space="preserve">else</w:t>
-      </w:r>
-      <w:r>
-        <w:rPr>
-          <w:rStyle w:val="NormalTok"/>
-        </w:rPr>
-        <w:t xml:space="preserve"> {</w:t>
-      </w:r>
-      <w:r>
-        <w:br/>
-      </w:r>
-      <w:r>
-        <w:rPr>
-          <w:rStyle w:val="NormalTok"/>
-        </w:rPr>
-        <w:t xml:space="preserve">    </w:t>
-      </w:r>
-      <w:r>
-        <w:rPr>
-          <w:rStyle w:val="FunctionTok"/>
-        </w:rPr>
-        <w:t xml:space="preserve">library</w:t>
-      </w:r>
-      <w:r>
-        <w:rPr>
-          <w:rStyle w:val="NormalTok"/>
-        </w:rPr>
-        <w:t xml:space="preserve">(pkg, </w:t>
-      </w:r>
-      <w:r>
-        <w:rPr>
-          <w:rStyle w:val="AttributeTok"/>
-        </w:rPr>
-        <w:t xml:space="preserve">character.only =</w:t>
-      </w:r>
-      <w:r>
-        <w:rPr>
-          <w:rStyle w:val="NormalTok"/>
-        </w:rPr>
-        <w:t xml:space="preserve"> </w:t>
-      </w:r>
-      <w:r>
-        <w:rPr>
-          <w:rStyle w:val="ConstantTok"/>
-        </w:rPr>
-        <w:t xml:space="preserve">TRUE</w:t>
-      </w:r>
-      <w:r>
-        <w:rPr>
-          <w:rStyle w:val="NormalTok"/>
-        </w:rPr>
-        <w:t xml:space="preserve">)</w:t>
-      </w:r>
-      <w:r>
-        <w:br/>
-      </w:r>
-      <w:r>
-        <w:rPr>
-          <w:rStyle w:val="NormalTok"/>
-        </w:rPr>
-        <w:t xml:space="preserve">  }</w:t>
       </w:r>
       <w:r>
         <w:br/>

--- a/docs/posts/population-pyramid-explorer/index.docx
+++ b/docs/posts/population-pyramid-explorer/index.docx
@@ -60,7 +60,7 @@
         </w:p>
       </w:sdtContent>
     </w:sdt>
-    <w:bookmarkStart w:id="20" w:name="introduction"/>
+    <w:bookmarkStart w:id="9" w:name="introduction"/>
     <w:p>
       <w:pPr>
         <w:pStyle w:val="Heading2"/>
@@ -85,8 +85,8 @@
         <w:t xml:space="preserve">The app allows users to explore county-level demographic data across all US states, displaying both the geographic context through an interactive map and detailed age-sex distributions through population pyramids.</w:t>
       </w:r>
     </w:p>
-    <w:bookmarkEnd w:id="20"/>
-    <w:bookmarkStart w:id="21" w:name="application-overview"/>
+    <w:bookmarkEnd w:id="9"/>
+    <w:bookmarkStart w:id="10" w:name="application-overview"/>
     <w:p>
       <w:pPr>
         <w:pStyle w:val="Heading2"/>
@@ -213,8 +213,8 @@
         <w:t xml:space="preserve">from the US Census Bureau</w:t>
       </w:r>
     </w:p>
-    <w:bookmarkEnd w:id="21"/>
-    <w:bookmarkStart w:id="23" w:name="repository-and-code-access"/>
+    <w:bookmarkEnd w:id="10"/>
+    <w:bookmarkStart w:id="12" w:name="repository-and-code-access"/>
     <w:p>
       <w:pPr>
         <w:pStyle w:val="Heading2"/>
@@ -233,7 +233,7 @@
       <w:r>
         <w:t xml:space="preserve"> </w:t>
       </w:r>
-      <w:hyperlink r:id="rId22">
+      <w:hyperlink r:id="rId11">
         <w:r>
           <w:rPr>
             <w:rStyle w:val="Hyperlink"/>
@@ -250,8 +250,8 @@
         <w:t xml:space="preserve">The repository includes additional documentation, deployment instructions, and example usage scenarios.</w:t>
       </w:r>
     </w:p>
-    <w:bookmarkEnd w:id="23"/>
-    <w:bookmarkStart w:id="24" w:name="key-dependencies-and-setup"/>
+    <w:bookmarkEnd w:id="12"/>
+    <w:bookmarkStart w:id="13" w:name="key-dependencies-and-setup"/>
     <w:p>
       <w:pPr>
         <w:pStyle w:val="Heading2"/>
@@ -773,8 +773,8 @@
         <w:t xml:space="preserve">function ensures packages are installed and loaded, making deployment more robust across different environments.</w:t>
       </w:r>
     </w:p>
-    <w:bookmarkEnd w:id="24"/>
-    <w:bookmarkStart w:id="27" w:name="application-architecture"/>
+    <w:bookmarkEnd w:id="13"/>
+    <w:bookmarkStart w:id="16" w:name="application-architecture"/>
     <w:p>
       <w:pPr>
         <w:pStyle w:val="Heading2"/>
@@ -783,7 +783,7 @@
         <w:t xml:space="preserve">5 Application Architecture</w:t>
       </w:r>
     </w:p>
-    <w:bookmarkStart w:id="25" w:name="user-interface-design"/>
+    <w:bookmarkStart w:id="14" w:name="user-interface-design"/>
     <w:p>
       <w:pPr>
         <w:pStyle w:val="Heading3"/>
@@ -1056,8 +1056,8 @@
         <w:t xml:space="preserve">This approach provides intuitive navigation between the overview (state selection) and detailed analysis (county demographics).</w:t>
       </w:r>
     </w:p>
-    <w:bookmarkEnd w:id="25"/>
-    <w:bookmarkStart w:id="26" w:name="reactive-data-architecture"/>
+    <w:bookmarkEnd w:id="14"/>
+    <w:bookmarkStart w:id="15" w:name="reactive-data-architecture"/>
     <w:p>
       <w:pPr>
         <w:pStyle w:val="Heading3"/>
@@ -1119,9 +1119,9 @@
         <w:t xml:space="preserve">: Retrieves detailed age-sex breakdowns from the Census Bureau’s Population Estimates API, specifically formatted for pyramid visualization.</w:t>
       </w:r>
     </w:p>
-    <w:bookmarkEnd w:id="26"/>
-    <w:bookmarkEnd w:id="27"/>
-    <w:bookmarkStart w:id="31" w:name="data-processing-pipeline"/>
+    <w:bookmarkEnd w:id="15"/>
+    <w:bookmarkEnd w:id="16"/>
+    <w:bookmarkStart w:id="20" w:name="data-processing-pipeline"/>
     <w:p>
       <w:pPr>
         <w:pStyle w:val="Heading2"/>
@@ -1130,7 +1130,7 @@
         <w:t xml:space="preserve">6 Data Processing Pipeline</w:t>
       </w:r>
     </w:p>
-    <w:bookmarkStart w:id="28" w:name="geographic-data-preparation"/>
+    <w:bookmarkStart w:id="17" w:name="geographic-data-preparation"/>
     <w:p>
       <w:pPr>
         <w:pStyle w:val="Heading3"/>
@@ -1367,8 +1367,8 @@
         <w:t xml:space="preserve">) provides simplified geometries that render faster while maintaining visual accuracy at the national scale.</w:t>
       </w:r>
     </w:p>
-    <w:bookmarkEnd w:id="28"/>
-    <w:bookmarkStart w:id="29" w:name="census-data-integration"/>
+    <w:bookmarkEnd w:id="17"/>
+    <w:bookmarkStart w:id="18" w:name="census-data-integration"/>
     <w:p>
       <w:pPr>
         <w:pStyle w:val="Heading3"/>
@@ -1437,8 +1437,8 @@
         <w:t xml:space="preserve">The tract-level data provides spatial context with median age choropleth mapping, while county estimates power the detailed population pyramids.</w:t>
       </w:r>
     </w:p>
-    <w:bookmarkEnd w:id="29"/>
-    <w:bookmarkStart w:id="30" w:name="data-transformation-for-visualization"/>
+    <w:bookmarkEnd w:id="18"/>
+    <w:bookmarkStart w:id="19" w:name="data-transformation-for-visualization"/>
     <w:p>
       <w:pPr>
         <w:pStyle w:val="Heading3"/>
@@ -1726,9 +1726,9 @@
         <w:t xml:space="preserve">Male populations receive negative values for the traditional pyramid layout, and age groups are parsed to enable proper ordering.</w:t>
       </w:r>
     </w:p>
-    <w:bookmarkEnd w:id="30"/>
-    <w:bookmarkEnd w:id="31"/>
-    <w:bookmarkStart w:id="35" w:name="interactive-mapping-features"/>
+    <w:bookmarkEnd w:id="19"/>
+    <w:bookmarkEnd w:id="20"/>
+    <w:bookmarkStart w:id="24" w:name="interactive-mapping-features"/>
     <w:p>
       <w:pPr>
         <w:pStyle w:val="Heading2"/>
@@ -1737,7 +1737,7 @@
         <w:t xml:space="preserve">7 Interactive Mapping Features</w:t>
       </w:r>
     </w:p>
-    <w:bookmarkStart w:id="32" w:name="map-initialization-and-styling"/>
+    <w:bookmarkStart w:id="21" w:name="map-initialization-and-styling"/>
     <w:p>
       <w:pPr>
         <w:pStyle w:val="Heading3"/>
@@ -2019,8 +2019,8 @@
         <w:t xml:space="preserve">The globe projection adds visual appeal while the disabled scroll zoom prevents navigation conflicts with the story map interface.</w:t>
       </w:r>
     </w:p>
-    <w:bookmarkEnd w:id="32"/>
-    <w:bookmarkStart w:id="33" w:name="dynamic-layer-management"/>
+    <w:bookmarkEnd w:id="21"/>
+    <w:bookmarkStart w:id="22" w:name="dynamic-layer-management"/>
     <w:p>
       <w:pPr>
         <w:pStyle w:val="Heading3"/>
@@ -2111,8 +2111,8 @@
         <w:t xml:space="preserve">The color scheme uses ColorBrewer’s spectral palette, providing intuitive age visualization from young (red) to old (purple).</w:t>
       </w:r>
     </w:p>
-    <w:bookmarkEnd w:id="33"/>
-    <w:bookmarkStart w:id="34" w:name="smooth-transitions"/>
+    <w:bookmarkEnd w:id="22"/>
+    <w:bookmarkStart w:id="23" w:name="smooth-transitions"/>
     <w:p>
       <w:pPr>
         <w:pStyle w:val="Heading3"/>
@@ -2364,9 +2364,9 @@
         <w:t xml:space="preserve">These transitions maintain user orientation while providing engaging visual feedback.</w:t>
       </w:r>
     </w:p>
-    <w:bookmarkEnd w:id="34"/>
-    <w:bookmarkEnd w:id="35"/>
-    <w:bookmarkStart w:id="39" w:name="population-pyramid-visualization"/>
+    <w:bookmarkEnd w:id="23"/>
+    <w:bookmarkEnd w:id="24"/>
+    <w:bookmarkStart w:id="28" w:name="population-pyramid-visualization"/>
     <w:p>
       <w:pPr>
         <w:pStyle w:val="Heading2"/>
@@ -2375,7 +2375,7 @@
         <w:t xml:space="preserve">8 Population Pyramid Visualization</w:t>
       </w:r>
     </w:p>
-    <w:bookmarkStart w:id="36" w:name="chart-design-philosophy"/>
+    <w:bookmarkStart w:id="25" w:name="chart-design-philosophy"/>
     <w:p>
       <w:pPr>
         <w:pStyle w:val="Heading3"/>
@@ -2449,8 +2449,8 @@
         <w:t xml:space="preserve">: Focus attention on data patterns</w:t>
       </w:r>
     </w:p>
-    <w:bookmarkEnd w:id="36"/>
-    <w:bookmarkStart w:id="37" w:name="age-group-processing"/>
+    <w:bookmarkEnd w:id="25"/>
+    <w:bookmarkStart w:id="26" w:name="age-group-processing"/>
     <w:p>
       <w:pPr>
         <w:pStyle w:val="Heading3"/>
@@ -2570,8 +2570,8 @@
         <w:t xml:space="preserve">This removes redundant text while preserving essential age range information.</w:t>
       </w:r>
     </w:p>
-    <w:bookmarkEnd w:id="37"/>
-    <w:bookmarkStart w:id="38" w:name="dynamic-scaling"/>
+    <w:bookmarkEnd w:id="26"/>
+    <w:bookmarkStart w:id="27" w:name="dynamic-scaling"/>
     <w:p>
       <w:pPr>
         <w:pStyle w:val="Heading3"/>
@@ -2588,9 +2588,9 @@
         <w:t xml:space="preserve">The x-axis automatically adjusts to population magnitudes using thousands formatting, ensuring readability across counties of varying sizes.</w:t>
       </w:r>
     </w:p>
-    <w:bookmarkEnd w:id="38"/>
-    <w:bookmarkEnd w:id="39"/>
-    <w:bookmarkStart w:id="42" w:name="technical-implementation-notes"/>
+    <w:bookmarkEnd w:id="27"/>
+    <w:bookmarkEnd w:id="28"/>
+    <w:bookmarkStart w:id="31" w:name="technical-implementation-notes"/>
     <w:p>
       <w:pPr>
         <w:pStyle w:val="Heading2"/>
@@ -2599,7 +2599,7 @@
         <w:t xml:space="preserve">9 Technical Implementation Notes</w:t>
       </w:r>
     </w:p>
-    <w:bookmarkStart w:id="40" w:name="performance-optimization"/>
+    <w:bookmarkStart w:id="29" w:name="performance-optimization"/>
     <w:p>
       <w:pPr>
         <w:pStyle w:val="Heading3"/>
@@ -2700,8 +2700,8 @@
         <w:t xml:space="preserve">prevents unnecessary data updates</w:t>
       </w:r>
     </w:p>
-    <w:bookmarkEnd w:id="40"/>
-    <w:bookmarkStart w:id="41" w:name="error-handling-and-validation"/>
+    <w:bookmarkEnd w:id="29"/>
+    <w:bookmarkStart w:id="30" w:name="error-handling-and-validation"/>
     <w:p>
       <w:pPr>
         <w:pStyle w:val="Heading3"/>
@@ -2763,9 +2763,9 @@
         <w:t xml:space="preserve">Graceful handling of missing or incomplete demographic data</w:t>
       </w:r>
     </w:p>
-    <w:bookmarkEnd w:id="41"/>
-    <w:bookmarkEnd w:id="42"/>
-    <w:bookmarkStart w:id="43" w:name="future-enhancements"/>
+    <w:bookmarkEnd w:id="30"/>
+    <w:bookmarkEnd w:id="31"/>
+    <w:bookmarkStart w:id="32" w:name="future-enhancements"/>
     <w:p>
       <w:pPr>
         <w:pStyle w:val="Heading2"/>
@@ -2895,8 +2895,8 @@
         <w:t xml:space="preserve">for comprehensive planning analysis</w:t>
       </w:r>
     </w:p>
-    <w:bookmarkEnd w:id="43"/>
-    <w:bookmarkStart w:id="44" w:name="conclusion"/>
+    <w:bookmarkEnd w:id="32"/>
+    <w:bookmarkStart w:id="33" w:name="conclusion"/>
     <w:p>
       <w:pPr>
         <w:pStyle w:val="Heading2"/>
@@ -2950,7 +2950,7 @@
       <w:r>
         <w:t xml:space="preserve"> </w:t>
       </w:r>
-      <w:hyperlink r:id="rId22">
+      <w:hyperlink r:id="rId11">
         <w:r>
           <w:rPr>
             <w:rStyle w:val="Hyperlink"/>
@@ -2959,7 +2959,7 @@
         </w:r>
       </w:hyperlink>
     </w:p>
-    <w:bookmarkEnd w:id="44"/>
+    <w:bookmarkEnd w:id="33"/>
     <w:sectPr>
       <w:footnotePr>
         <w:numRestart w:val="eachSect"/>
@@ -3317,10 +3317,10 @@
   <w:docDefaults>
     <w:rPrDefault>
       <w:rPr>
-        <w:rFonts w:asciiTheme="minorHAnsi" w:cstheme="minorBidi" w:eastAsiaTheme="minorHAnsi" w:hAnsiTheme="minorHAnsi"/>
+        <w:rFonts w:asciiTheme="minorHAnsi" w:cstheme="minorBidi" w:eastAsiaTheme="minorEastAsia" w:hAnsiTheme="minorHAnsi"/>
         <w:sz w:val="24"/>
         <w:szCs w:val="24"/>
-        <w:lang w:bidi="ar-SA" w:eastAsia="en-US" w:val="en-US"/>
+        <w:lang w:bidi="ar-SA" w:eastAsia="zh-CN" w:val="en-US"/>
       </w:rPr>
     </w:rPrDefault>
     <w:pPrDefault>
@@ -3861,13 +3861,6 @@
       </w:tblCellMar>
     </w:tblPr>
     <w:tblStylePr w:type="firstRow">
-      <w:tblPr>
-        <w:jc w:val="left"/>
-        <w:tblInd w:type="dxa" w:w="0"/>
-      </w:tblPr>
-      <w:trPr>
-        <w:jc w:val="left"/>
-      </w:trPr>
       <w:tcPr>
         <w:tcBorders>
           <w:bottom w:val="single"/>
